--- a/dosyalar/calisma-kagitlari/5-sinif/arapca-5-sinif-calisma-kagitlari.docx
+++ b/dosyalar/calisma-kagitlari/5-sinif/arapca-5-sinif-calisma-kagitlari.docx
@@ -514,7 +514,7 @@
                 <w:szCs w:val="28"/>
                 <w:rtl/>
               </w:rPr>
-              <w:t xml:space="preserve">اَلسَّلَامُ عَلَيْكُمْ</w:t>
+              <w:t xml:space="preserve">اَلسَّلَامُ عَلَيْكُمْ</w:t>
             </w:r>
           </w:p>
         </w:tc>
@@ -684,7 +684,7 @@
                 <w:szCs w:val="28"/>
                 <w:rtl/>
               </w:rPr>
-              <w:t xml:space="preserve">صَبَاحُ الْخَيْرِ</w:t>
+              <w:t xml:space="preserve">صَبَاحُ الخَيْرِ</w:t>
             </w:r>
           </w:p>
         </w:tc>
@@ -854,7 +854,7 @@
                 <w:szCs w:val="28"/>
                 <w:rtl/>
               </w:rPr>
-              <w:t xml:space="preserve">مَسَاءُ الْخَيْرِ</w:t>
+              <w:t xml:space="preserve">مَسَاءُ الخَيْرِ</w:t>
             </w:r>
           </w:p>
         </w:tc>
@@ -1194,7 +1194,7 @@
                 <w:szCs w:val="28"/>
                 <w:rtl/>
               </w:rPr>
-              <w:t xml:space="preserve">مَعَ السَّلَامَةِ</w:t>
+              <w:t xml:space="preserve">مَعَ السَّلَامَةِ</w:t>
             </w:r>
           </w:p>
         </w:tc>
@@ -1364,7 +1364,7 @@
                 <w:szCs w:val="28"/>
                 <w:rtl/>
               </w:rPr>
-              <w:t xml:space="preserve">كَيْفَ حَالُكَ</w:t>
+              <w:t xml:space="preserve">كَيْف حَالُكَ</w:t>
             </w:r>
           </w:p>
         </w:tc>
@@ -1904,7 +1904,7 @@
                 <w:szCs w:val="30"/>
                 <w:rtl/>
               </w:rPr>
-              <w:t xml:space="preserve">مُعَلِّمٌ</w:t>
+              <w:t xml:space="preserve">مُعَلِّمٌ</w:t>
             </w:r>
           </w:p>
         </w:tc>
@@ -2000,7 +2000,7 @@
                 <w:szCs w:val="30"/>
                 <w:rtl/>
               </w:rPr>
-              <w:t xml:space="preserve">مُعَلِّمَةٌ</w:t>
+              <w:t xml:space="preserve">مُعَلِّمَةٌ</w:t>
             </w:r>
           </w:p>
         </w:tc>
@@ -2726,7 +2726,7 @@
                 <w:szCs w:val="28"/>
                 <w:rtl/>
               </w:rPr>
-              <w:t xml:space="preserve">……………………… أَحْمَدُ.</w:t>
+              <w:t xml:space="preserve">……………………… أَحْمَد.</w:t>
             </w:r>
           </w:p>
         </w:tc>
@@ -2798,7 +2798,7 @@
                 <w:szCs w:val="28"/>
                 <w:rtl/>
               </w:rPr>
-              <w:t xml:space="preserve">كَيْفَ ……………………… ؟</w:t>
+              <w:t xml:space="preserve">كَيْف ……………………… ؟</w:t>
             </w:r>
           </w:p>
         </w:tc>
@@ -2870,7 +2870,7 @@
                 <w:szCs w:val="28"/>
                 <w:rtl/>
               </w:rPr>
-              <w:t xml:space="preserve">أَنَا ……………………… ، اَلْحَمْدُ لِلَّهِ.</w:t>
+              <w:t xml:space="preserve">أَنَا ……………………… ، اَلحَمْدُ لِلَّهِ.</w:t>
             </w:r>
           </w:p>
         </w:tc>
@@ -2942,7 +2942,7 @@
                 <w:szCs w:val="28"/>
                 <w:rtl/>
               </w:rPr>
-              <w:t xml:space="preserve">……………………… طَالِبٌ فِي الْمَدْرَسَةِ.</w:t>
+              <w:t xml:space="preserve">……………………… طَالِبٌ فِي المَدْرَسَةِ.</w:t>
             </w:r>
           </w:p>
         </w:tc>
@@ -3096,7 +3096,7 @@
                 <w:szCs w:val="28"/>
                 <w:rtl/>
               </w:rPr>
-              <w:t xml:space="preserve">اَلْمَدْرَسَةِ  ·  فِي  ·  أَنَا  ·  طَالِبَةٌ</w:t>
+              <w:t xml:space="preserve">اَلمَدْرَسَةِ  ·  فِي  ·  أَنَا  ·  طَالِبَةٌ</w:t>
             </w:r>
           </w:p>
         </w:tc>
@@ -3168,7 +3168,7 @@
                 <w:szCs w:val="28"/>
                 <w:rtl/>
               </w:rPr>
-              <w:t xml:space="preserve">فَاطِمَةُ  ·  يَا  ·  حَالُكِ  ·  كَيْفَ</w:t>
+              <w:t xml:space="preserve">فَاطِمَة  ·  يَا  ·  حَالُكِ  ·  كَيْف</w:t>
             </w:r>
           </w:p>
         </w:tc>
@@ -3240,7 +3240,7 @@
                 <w:szCs w:val="28"/>
                 <w:rtl/>
               </w:rPr>
-              <w:t xml:space="preserve">اَلْمَدْرَسَةِ  ·  فِي  ·  مُعَلِّمٌ  ·  هُوَ</w:t>
+              <w:t xml:space="preserve">اَلمَدْرَسَةِ  ·  فِي  ·  مُعَلِّمٌ  ·  هُوَ</w:t>
             </w:r>
           </w:p>
         </w:tc>
@@ -3312,7 +3312,7 @@
                 <w:szCs w:val="28"/>
                 <w:rtl/>
               </w:rPr>
-              <w:t xml:space="preserve">طَالِبٌ  ·  وَأَنَا  ·  مُحَمَّدٌ  ·  اِسْمِي</w:t>
+              <w:t xml:space="preserve">طَالِبٌ  ·  وَأَنَا  ·  مُحَمَّد  ·  اِسْمِي</w:t>
             </w:r>
           </w:p>
         </w:tc>
@@ -4655,7 +4655,7 @@
                 <w:szCs w:val="25"/>
                 <w:rtl/>
               </w:rPr>
-              <w:t xml:space="preserve">اِسْمِي أَحْمَدُ.</w:t>
+              <w:t xml:space="preserve">اِسْمِي أَحْمَد.</w:t>
             </w:r>
           </w:p>
           <w:p>
@@ -4673,7 +4673,7 @@
                 <w:szCs w:val="25"/>
                 <w:rtl/>
               </w:rPr>
-              <w:t xml:space="preserve">كَيْفَ حَالُكَ ؟</w:t>
+              <w:t xml:space="preserve">كَيْف حَالُكَ ؟</w:t>
             </w:r>
           </w:p>
           <w:p>
@@ -4691,7 +4691,7 @@
                 <w:szCs w:val="25"/>
                 <w:rtl/>
               </w:rPr>
-              <w:t xml:space="preserve">أَنَا بِخَيْرٍ ، اَلْحَمْدُ لِلَّهِ.</w:t>
+              <w:t xml:space="preserve">أَنَا بِخَيْرٍ ، اَلحَمْدُ لِلَّهِ.</w:t>
             </w:r>
           </w:p>
           <w:p>
@@ -4709,7 +4709,7 @@
                 <w:szCs w:val="25"/>
                 <w:rtl/>
               </w:rPr>
-              <w:t xml:space="preserve">أَنَا طَالِبٌ فِي الْمَدْرَسَةِ.</w:t>
+              <w:t xml:space="preserve">أَنَا طَالِبٌ فِي المَدْرَسَةِ.</w:t>
             </w:r>
           </w:p>
         </w:tc>
@@ -4772,7 +4772,7 @@
                 <w:szCs w:val="25"/>
                 <w:rtl/>
               </w:rPr>
-              <w:t xml:space="preserve">أَنَا طَالِبَةٌ فِي الْمَدْرَسَةِ.</w:t>
+              <w:t xml:space="preserve">أَنَا طَالِبَةٌ فِي المَدْرَسَةِ.</w:t>
             </w:r>
           </w:p>
           <w:p>
@@ -4790,7 +4790,7 @@
                 <w:szCs w:val="25"/>
                 <w:rtl/>
               </w:rPr>
-              <w:t xml:space="preserve">كَيْفَ حَالُكِ يَا فَاطِمَةُ ؟</w:t>
+              <w:t xml:space="preserve">كَيْف حَالُكِ يَا فَاطِمَة ؟</w:t>
             </w:r>
           </w:p>
           <w:p>
@@ -4808,7 +4808,7 @@
                 <w:szCs w:val="25"/>
                 <w:rtl/>
               </w:rPr>
-              <w:t xml:space="preserve">هُوَ مُعَلِّمٌ فِي الْمَدْرَسَةِ.</w:t>
+              <w:t xml:space="preserve">هُوَ مُعَلِّمٌ فِي المَدْرَسَةِ.</w:t>
             </w:r>
           </w:p>
           <w:p>
@@ -4826,7 +4826,7 @@
                 <w:szCs w:val="25"/>
                 <w:rtl/>
               </w:rPr>
-              <w:t xml:space="preserve">اِسْمِي مُحَمَّدٌ وَأَنَا طَالِبٌ.</w:t>
+              <w:t xml:space="preserve">اِسْمِي مُحَمَّد وَأَنَا طَالِبٌ.</w:t>
             </w:r>
           </w:p>
         </w:tc>
@@ -4889,7 +4889,7 @@
                 <w:szCs w:val="25"/>
                 <w:rtl/>
               </w:rPr>
-              <w:t xml:space="preserve">اَلسَّلَامُ عَلَيْكُمْ.</w:t>
+              <w:t xml:space="preserve">اَلسَّلَامُ عَلَيْكُمْ.</w:t>
             </w:r>
           </w:p>
           <w:p>
@@ -4907,7 +4907,7 @@
                 <w:szCs w:val="25"/>
                 <w:rtl/>
               </w:rPr>
-              <w:t xml:space="preserve">اِسْمِي زَيْنَبُ.</w:t>
+              <w:t xml:space="preserve">اِسْمِي زَيْنَب.</w:t>
             </w:r>
           </w:p>
           <w:p>
@@ -4925,7 +4925,7 @@
                 <w:szCs w:val="25"/>
                 <w:rtl/>
               </w:rPr>
-              <w:t xml:space="preserve">كَيْفَ حَالُكَ ؟</w:t>
+              <w:t xml:space="preserve">كَيْف حَالُكَ ؟</w:t>
             </w:r>
           </w:p>
           <w:p>
@@ -7068,7 +7068,7 @@
                 <w:szCs w:val="28"/>
                 <w:rtl/>
               </w:rPr>
-              <w:t xml:space="preserve">أُمٌّ</w:t>
+              <w:t xml:space="preserve">أُمٌّ</w:t>
             </w:r>
           </w:p>
         </w:tc>
@@ -7578,7 +7578,7 @@
                 <w:szCs w:val="28"/>
                 <w:rtl/>
               </w:rPr>
-              <w:t xml:space="preserve">جَدٌّ</w:t>
+              <w:t xml:space="preserve">جَدٌّ</w:t>
             </w:r>
           </w:p>
         </w:tc>
@@ -7748,7 +7748,7 @@
                 <w:szCs w:val="28"/>
                 <w:rtl/>
               </w:rPr>
-              <w:t xml:space="preserve">جَدَّةٌ</w:t>
+              <w:t xml:space="preserve">جَدَّةٌ</w:t>
             </w:r>
           </w:p>
         </w:tc>
@@ -8288,7 +8288,7 @@
                 <w:szCs w:val="30"/>
                 <w:rtl/>
               </w:rPr>
-              <w:t xml:space="preserve">مُمَرِّضَةٌ</w:t>
+              <w:t xml:space="preserve">مُمَرِّضَةٌ</w:t>
             </w:r>
           </w:p>
         </w:tc>
@@ -8384,7 +8384,7 @@
                 <w:szCs w:val="30"/>
                 <w:rtl/>
               </w:rPr>
-              <w:t xml:space="preserve">شُرْطِيٌّ</w:t>
+              <w:t xml:space="preserve">شُرْطِيٌّ</w:t>
             </w:r>
           </w:p>
         </w:tc>
@@ -8576,7 +8576,7 @@
                 <w:szCs w:val="30"/>
                 <w:rtl/>
               </w:rPr>
-              <w:t xml:space="preserve">فَلَّاحٌ</w:t>
+              <w:t xml:space="preserve">فَلَّاحٌ</w:t>
             </w:r>
           </w:p>
         </w:tc>
@@ -8672,7 +8672,7 @@
                 <w:szCs w:val="30"/>
                 <w:rtl/>
               </w:rPr>
-              <w:t xml:space="preserve">مُعَلِّمَةٌ</w:t>
+              <w:t xml:space="preserve">مُعَلِّمَةٌ</w:t>
             </w:r>
           </w:p>
         </w:tc>
@@ -8931,7 +8931,7 @@
                 <w:szCs w:val="30"/>
                 <w:rtl/>
               </w:rPr>
-              <w:t xml:space="preserve">هَذِهِ أُسْرَتِي. أَبِي طَبِيبٌ وَأُمِّي مُعَلِّمَةٌ.</w:t>
+              <w:t xml:space="preserve">هَذِهِ أُسْرَتِي. أَبِي طَبِيبٌ وَأُمِّي مُعَلِّمَةٌ.</w:t>
             </w:r>
           </w:p>
           <w:p>
@@ -8949,7 +8949,7 @@
                 <w:szCs w:val="30"/>
                 <w:rtl/>
               </w:rPr>
-              <w:t xml:space="preserve">لِي أَخٌ وَأُخْتٌ. أَخِي طَالِبٌ فِي الْمَدْرَسَةِ.</w:t>
+              <w:t xml:space="preserve">لِي أَخٌ وَأُخْتٌ. أَخِي طَالِبٌ فِي المَدْرَسَةِ.</w:t>
             </w:r>
           </w:p>
           <w:p>
@@ -8967,7 +8967,7 @@
                 <w:szCs w:val="30"/>
                 <w:rtl/>
               </w:rPr>
-              <w:t xml:space="preserve">أُخْتِي صَغِيرَةٌ وَهِيَ فِي الْبَيْتِ.</w:t>
+              <w:t xml:space="preserve">أُخْتِي صَغِيرَةٌ وَهِيَ فِي البَيْتِ.</w:t>
             </w:r>
           </w:p>
           <w:p>
@@ -8985,7 +8985,7 @@
                 <w:szCs w:val="30"/>
                 <w:rtl/>
               </w:rPr>
-              <w:t xml:space="preserve">جَدِّي فَلَّاحٌ وَجَدَّتِي فِي الْبَيْتِ. أُحِبُّ أُسْرَتِي.</w:t>
+              <w:t xml:space="preserve">جَدِّي فَلَّاحٌ وَجَدَّتِي فِي البَيْتِ. أُحِبُّ أُسْرَتِي.</w:t>
             </w:r>
           </w:p>
         </w:tc>
@@ -9039,7 +9039,7 @@
           <w:szCs w:val="28"/>
           <w:rtl/>
         </w:rPr>
-        <w:t xml:space="preserve">مَا مِهْنَةُ الْأَبِ ؟</w:t>
+        <w:t xml:space="preserve">مَا مِهْنَةُ الأَبِ ؟</w:t>
       </w:r>
     </w:p>
     <w:p>
@@ -9095,7 +9095,7 @@
           <w:szCs w:val="28"/>
           <w:rtl/>
         </w:rPr>
-        <w:t xml:space="preserve">مَا مِهْنَةُ الْأُمِّ ؟</w:t>
+        <w:t xml:space="preserve">مَا مِهْنَةُ الأُمِّ ؟</w:t>
       </w:r>
     </w:p>
     <w:p>
@@ -9151,7 +9151,7 @@
           <w:szCs w:val="28"/>
           <w:rtl/>
         </w:rPr>
-        <w:t xml:space="preserve">أَيْنَ الْأُخْتُ الصَّغِيرَةُ ؟</w:t>
+        <w:t xml:space="preserve">أَيْن الأُخْتُ الصَّغِيرَةُ ؟</w:t>
       </w:r>
     </w:p>
     <w:p>
@@ -9207,7 +9207,7 @@
           <w:szCs w:val="28"/>
           <w:rtl/>
         </w:rPr>
-        <w:t xml:space="preserve">مَا مِهْنَةُ الْجَدِّ ؟</w:t>
+        <w:t xml:space="preserve">مَا مِهْنَةُ الجَدِّ ؟</w:t>
       </w:r>
     </w:p>
     <w:p>
@@ -9360,7 +9360,7 @@
                 <w:szCs w:val="30"/>
                 <w:rtl/>
               </w:rPr>
-              <w:t xml:space="preserve">أَبِي   —   أُمِّي   —   أَخِي   —   أُخْتِي   —   جَدِّي</w:t>
+              <w:t xml:space="preserve">أَبِي   —   أُمِّي   —   أَخِي   —   أُخْتِي   —   جَدِّي</w:t>
             </w:r>
           </w:p>
         </w:tc>
@@ -9467,7 +9467,7 @@
                 <w:szCs w:val="28"/>
                 <w:rtl/>
               </w:rPr>
-              <w:t xml:space="preserve">……………………… مُهَنْدِسٌ فِي الشَّرِكَةِ.</w:t>
+              <w:t xml:space="preserve">……………………… مُهَنْدِسٌ فِي الشَّرِكَةِ.</w:t>
             </w:r>
           </w:p>
         </w:tc>
@@ -9539,7 +9539,7 @@
                 <w:szCs w:val="28"/>
                 <w:rtl/>
               </w:rPr>
-              <w:t xml:space="preserve">……………………… مُمَرِّضَةٌ فِي الْمُسْتَشْفَى.</w:t>
+              <w:t xml:space="preserve">……………………… مُمَرِّضَةٌ فِي المُسْتَشْفَى.</w:t>
             </w:r>
           </w:p>
         </w:tc>
@@ -9611,7 +9611,7 @@
                 <w:szCs w:val="28"/>
                 <w:rtl/>
               </w:rPr>
-              <w:t xml:space="preserve">……………………… طَالِبٌ فِي الْمَدْرَسَةِ.</w:t>
+              <w:t xml:space="preserve">……………………… طَالِبٌ فِي المَدْرَسَةِ.</w:t>
             </w:r>
           </w:p>
         </w:tc>
@@ -9755,7 +9755,7 @@
                 <w:szCs w:val="28"/>
                 <w:rtl/>
               </w:rPr>
-              <w:t xml:space="preserve">……………………… كَبِيرٌ وَهُوَ فَلَّاحٌ.</w:t>
+              <w:t xml:space="preserve">……………………… كَبِيرٌ وَهُوَ فَلَّاحٌ.</w:t>
             </w:r>
           </w:p>
         </w:tc>
@@ -10572,7 +10572,7 @@
                 <w:szCs w:val="30"/>
                 <w:rtl/>
               </w:rPr>
-              <w:t xml:space="preserve">أُسْرَتِي   —   أَبِي   —   أُمِّي   —   أَخِي   —   أُخْتِي   —   مِهْنَةٌ</w:t>
+              <w:t xml:space="preserve">أُسْرَتِي   —   أَبِي   —   أُمِّي   —   أَخِي   —   أُخْتِي   —   مِهْنَةٌ</w:t>
             </w:r>
           </w:p>
         </w:tc>
@@ -11098,7 +11098,7 @@
                 <w:szCs w:val="25"/>
                 <w:rtl/>
               </w:rPr>
-              <w:t xml:space="preserve">أُمِّي مُعَلِّمَةٌ. / هِيَ مُعَلِّمَةٌ.</w:t>
+              <w:t xml:space="preserve">أُمِّي مُعَلِّمَةٌ. / هِيَ مُعَلِّمَةٌ.</w:t>
             </w:r>
           </w:p>
           <w:p>
@@ -11116,7 +11116,7 @@
                 <w:szCs w:val="25"/>
                 <w:rtl/>
               </w:rPr>
-              <w:t xml:space="preserve">اَلْأُخْتُ الصَّغِيرَةُ فِي الْبَيْتِ.</w:t>
+              <w:t xml:space="preserve">اَلأُخْتُ الصَّغِيرَةُ فِي البَيْتِ.</w:t>
             </w:r>
           </w:p>
           <w:p>
@@ -11134,7 +11134,7 @@
                 <w:szCs w:val="25"/>
                 <w:rtl/>
               </w:rPr>
-              <w:t xml:space="preserve">جَدِّي فَلَّاحٌ. / هُوَ فَلَّاحٌ.</w:t>
+              <w:t xml:space="preserve">جَدِّي فَلَّاحٌ. / هُوَ فَلَّاحٌ.</w:t>
             </w:r>
           </w:p>
         </w:tc>
@@ -11197,7 +11197,7 @@
                 <w:szCs w:val="25"/>
                 <w:rtl/>
               </w:rPr>
-              <w:t xml:space="preserve">أَبِي مُهَنْدِسٌ فِي الشَّرِكَةِ.</w:t>
+              <w:t xml:space="preserve">أَبِي مُهَنْدِسٌ فِي الشَّرِكَةِ.</w:t>
             </w:r>
           </w:p>
           <w:p>
@@ -11215,7 +11215,7 @@
                 <w:szCs w:val="25"/>
                 <w:rtl/>
               </w:rPr>
-              <w:t xml:space="preserve">أُمِّي مُمَرِّضَةٌ فِي الْمُسْتَشْفَى.</w:t>
+              <w:t xml:space="preserve">أُمِّي مُمَرِّضَةٌ فِي المُسْتَشْفَى.</w:t>
             </w:r>
           </w:p>
           <w:p>
@@ -11233,7 +11233,7 @@
                 <w:szCs w:val="25"/>
                 <w:rtl/>
               </w:rPr>
-              <w:t xml:space="preserve">أَخِي طَالِبٌ فِي الْمَدْرَسَةِ.</w:t>
+              <w:t xml:space="preserve">أَخِي طَالِبٌ فِي المَدْرَسَةِ.</w:t>
             </w:r>
           </w:p>
           <w:p>
@@ -11269,7 +11269,7 @@
                 <w:szCs w:val="25"/>
                 <w:rtl/>
               </w:rPr>
-              <w:t xml:space="preserve">جَدِّي كَبِيرٌ وَهُوَ فَلَّاحٌ.</w:t>
+              <w:t xml:space="preserve">جَدِّي كَبِيرٌ وَهُوَ فَلَّاحٌ.</w:t>
             </w:r>
           </w:p>
         </w:tc>
@@ -11368,7 +11368,7 @@
                 <w:szCs w:val="25"/>
                 <w:rtl/>
               </w:rPr>
-              <w:t xml:space="preserve">أُمِّي مُعَلِّمَةٌ.</w:t>
+              <w:t xml:space="preserve">أُمِّي مُعَلِّمَةٌ.</w:t>
             </w:r>
           </w:p>
           <w:p>
@@ -11404,7 +11404,7 @@
                 <w:szCs w:val="25"/>
                 <w:rtl/>
               </w:rPr>
-              <w:t xml:space="preserve">أُحِبُّ أُسْرَتِي.</w:t>
+              <w:t xml:space="preserve">أُحِبُّ أُسْرَتِي.</w:t>
             </w:r>
           </w:p>
         </w:tc>

--- a/dosyalar/calisma-kagitlari/5-sinif/arapca-5-sinif-calisma-kagitlari.docx
+++ b/dosyalar/calisma-kagitlari/5-sinif/arapca-5-sinif-calisma-kagitlari.docx
@@ -506,7 +506,7 @@
             </w:pPr>
             <w:r>
               <w:rPr>
-                <w:rFonts w:ascii="Markazi Text" w:cs="Markazi Text" w:eastAsia="Markazi Text" w:hAnsi="Markazi Text"/>
+                <w:rFonts w:ascii="Arakom" w:cs="Arakom" w:eastAsia="Arakom" w:hAnsi="Arakom"/>
                 <w:b w:val="false"/>
                 <w:bCs w:val="false"/>
                 <w:color w:val="111111"/>
@@ -676,7 +676,7 @@
             </w:pPr>
             <w:r>
               <w:rPr>
-                <w:rFonts w:ascii="Markazi Text" w:cs="Markazi Text" w:eastAsia="Markazi Text" w:hAnsi="Markazi Text"/>
+                <w:rFonts w:ascii="Arakom" w:cs="Arakom" w:eastAsia="Arakom" w:hAnsi="Arakom"/>
                 <w:b w:val="false"/>
                 <w:bCs w:val="false"/>
                 <w:color w:val="111111"/>
@@ -846,7 +846,7 @@
             </w:pPr>
             <w:r>
               <w:rPr>
-                <w:rFonts w:ascii="Markazi Text" w:cs="Markazi Text" w:eastAsia="Markazi Text" w:hAnsi="Markazi Text"/>
+                <w:rFonts w:ascii="Arakom" w:cs="Arakom" w:eastAsia="Arakom" w:hAnsi="Arakom"/>
                 <w:b w:val="false"/>
                 <w:bCs w:val="false"/>
                 <w:color w:val="111111"/>
@@ -1016,7 +1016,7 @@
             </w:pPr>
             <w:r>
               <w:rPr>
-                <w:rFonts w:ascii="Markazi Text" w:cs="Markazi Text" w:eastAsia="Markazi Text" w:hAnsi="Markazi Text"/>
+                <w:rFonts w:ascii="Arakom" w:cs="Arakom" w:eastAsia="Arakom" w:hAnsi="Arakom"/>
                 <w:b w:val="false"/>
                 <w:bCs w:val="false"/>
                 <w:color w:val="111111"/>
@@ -1186,7 +1186,7 @@
             </w:pPr>
             <w:r>
               <w:rPr>
-                <w:rFonts w:ascii="Markazi Text" w:cs="Markazi Text" w:eastAsia="Markazi Text" w:hAnsi="Markazi Text"/>
+                <w:rFonts w:ascii="Arakom" w:cs="Arakom" w:eastAsia="Arakom" w:hAnsi="Arakom"/>
                 <w:b w:val="false"/>
                 <w:bCs w:val="false"/>
                 <w:color w:val="111111"/>
@@ -1356,7 +1356,7 @@
             </w:pPr>
             <w:r>
               <w:rPr>
-                <w:rFonts w:ascii="Markazi Text" w:cs="Markazi Text" w:eastAsia="Markazi Text" w:hAnsi="Markazi Text"/>
+                <w:rFonts w:ascii="Arakom" w:cs="Arakom" w:eastAsia="Arakom" w:hAnsi="Arakom"/>
                 <w:b w:val="false"/>
                 <w:bCs w:val="false"/>
                 <w:color w:val="111111"/>
@@ -1704,7 +1704,7 @@
             </w:pPr>
             <w:r>
               <w:rPr>
-                <w:rFonts w:ascii="Markazi Text" w:cs="Markazi Text" w:eastAsia="Markazi Text" w:hAnsi="Markazi Text"/>
+                <w:rFonts w:ascii="Arakom" w:cs="Arakom" w:eastAsia="Arakom" w:hAnsi="Arakom"/>
                 <w:b w:val="false"/>
                 <w:bCs w:val="false"/>
                 <w:color w:val="111111"/>
@@ -1800,7 +1800,7 @@
             </w:pPr>
             <w:r>
               <w:rPr>
-                <w:rFonts w:ascii="Markazi Text" w:cs="Markazi Text" w:eastAsia="Markazi Text" w:hAnsi="Markazi Text"/>
+                <w:rFonts w:ascii="Arakom" w:cs="Arakom" w:eastAsia="Arakom" w:hAnsi="Arakom"/>
                 <w:b w:val="false"/>
                 <w:bCs w:val="false"/>
                 <w:color w:val="111111"/>
@@ -1896,7 +1896,7 @@
             </w:pPr>
             <w:r>
               <w:rPr>
-                <w:rFonts w:ascii="Markazi Text" w:cs="Markazi Text" w:eastAsia="Markazi Text" w:hAnsi="Markazi Text"/>
+                <w:rFonts w:ascii="Arakom" w:cs="Arakom" w:eastAsia="Arakom" w:hAnsi="Arakom"/>
                 <w:b w:val="false"/>
                 <w:bCs w:val="false"/>
                 <w:color w:val="111111"/>
@@ -1992,7 +1992,7 @@
             </w:pPr>
             <w:r>
               <w:rPr>
-                <w:rFonts w:ascii="Markazi Text" w:cs="Markazi Text" w:eastAsia="Markazi Text" w:hAnsi="Markazi Text"/>
+                <w:rFonts w:ascii="Arakom" w:cs="Arakom" w:eastAsia="Arakom" w:hAnsi="Arakom"/>
                 <w:b w:val="false"/>
                 <w:bCs w:val="false"/>
                 <w:color w:val="111111"/>
@@ -2088,7 +2088,7 @@
             </w:pPr>
             <w:r>
               <w:rPr>
-                <w:rFonts w:ascii="Markazi Text" w:cs="Markazi Text" w:eastAsia="Markazi Text" w:hAnsi="Markazi Text"/>
+                <w:rFonts w:ascii="Arakom" w:cs="Arakom" w:eastAsia="Arakom" w:hAnsi="Arakom"/>
                 <w:b w:val="false"/>
                 <w:bCs w:val="false"/>
                 <w:color w:val="111111"/>
@@ -2184,7 +2184,7 @@
             </w:pPr>
             <w:r>
               <w:rPr>
-                <w:rFonts w:ascii="Markazi Text" w:cs="Markazi Text" w:eastAsia="Markazi Text" w:hAnsi="Markazi Text"/>
+                <w:rFonts w:ascii="Arakom" w:cs="Arakom" w:eastAsia="Arakom" w:hAnsi="Arakom"/>
                 <w:b w:val="false"/>
                 <w:bCs w:val="false"/>
                 <w:color w:val="111111"/>
@@ -2280,7 +2280,7 @@
             </w:pPr>
             <w:r>
               <w:rPr>
-                <w:rFonts w:ascii="Markazi Text" w:cs="Markazi Text" w:eastAsia="Markazi Text" w:hAnsi="Markazi Text"/>
+                <w:rFonts w:ascii="Arakom" w:cs="Arakom" w:eastAsia="Arakom" w:hAnsi="Arakom"/>
                 <w:b w:val="false"/>
                 <w:bCs w:val="false"/>
                 <w:color w:val="111111"/>
@@ -2376,7 +2376,7 @@
             </w:pPr>
             <w:r>
               <w:rPr>
-                <w:rFonts w:ascii="Markazi Text" w:cs="Markazi Text" w:eastAsia="Markazi Text" w:hAnsi="Markazi Text"/>
+                <w:rFonts w:ascii="Arakom" w:cs="Arakom" w:eastAsia="Arakom" w:hAnsi="Arakom"/>
                 <w:b w:val="false"/>
                 <w:bCs w:val="false"/>
                 <w:color w:val="111111"/>
@@ -2539,7 +2539,7 @@
             </w:pPr>
             <w:r>
               <w:rPr>
-                <w:rFonts w:ascii="Markazi Text" w:cs="Markazi Text" w:eastAsia="Markazi Text" w:hAnsi="Markazi Text"/>
+                <w:rFonts w:ascii="Arakom" w:cs="Arakom" w:eastAsia="Arakom" w:hAnsi="Arakom"/>
                 <w:b w:val="false"/>
                 <w:bCs w:val="false"/>
                 <w:color w:val="111111"/>
@@ -2646,7 +2646,7 @@
             </w:pPr>
             <w:r>
               <w:rPr>
-                <w:rFonts w:ascii="Markazi Text" w:cs="Markazi Text" w:eastAsia="Markazi Text" w:hAnsi="Markazi Text"/>
+                <w:rFonts w:ascii="Arakom" w:cs="Arakom" w:eastAsia="Arakom" w:hAnsi="Arakom"/>
                 <w:b w:val="false"/>
                 <w:bCs w:val="false"/>
                 <w:color w:val="111111"/>
@@ -2718,7 +2718,7 @@
             </w:pPr>
             <w:r>
               <w:rPr>
-                <w:rFonts w:ascii="Markazi Text" w:cs="Markazi Text" w:eastAsia="Markazi Text" w:hAnsi="Markazi Text"/>
+                <w:rFonts w:ascii="Arakom" w:cs="Arakom" w:eastAsia="Arakom" w:hAnsi="Arakom"/>
                 <w:b w:val="false"/>
                 <w:bCs w:val="false"/>
                 <w:color w:val="111111"/>
@@ -2790,7 +2790,7 @@
             </w:pPr>
             <w:r>
               <w:rPr>
-                <w:rFonts w:ascii="Markazi Text" w:cs="Markazi Text" w:eastAsia="Markazi Text" w:hAnsi="Markazi Text"/>
+                <w:rFonts w:ascii="Arakom" w:cs="Arakom" w:eastAsia="Arakom" w:hAnsi="Arakom"/>
                 <w:b w:val="false"/>
                 <w:bCs w:val="false"/>
                 <w:color w:val="111111"/>
@@ -2862,7 +2862,7 @@
             </w:pPr>
             <w:r>
               <w:rPr>
-                <w:rFonts w:ascii="Markazi Text" w:cs="Markazi Text" w:eastAsia="Markazi Text" w:hAnsi="Markazi Text"/>
+                <w:rFonts w:ascii="Arakom" w:cs="Arakom" w:eastAsia="Arakom" w:hAnsi="Arakom"/>
                 <w:b w:val="false"/>
                 <w:bCs w:val="false"/>
                 <w:color w:val="111111"/>
@@ -2934,7 +2934,7 @@
             </w:pPr>
             <w:r>
               <w:rPr>
-                <w:rFonts w:ascii="Markazi Text" w:cs="Markazi Text" w:eastAsia="Markazi Text" w:hAnsi="Markazi Text"/>
+                <w:rFonts w:ascii="Arakom" w:cs="Arakom" w:eastAsia="Arakom" w:hAnsi="Arakom"/>
                 <w:b w:val="false"/>
                 <w:bCs w:val="false"/>
                 <w:color w:val="111111"/>
@@ -3088,7 +3088,7 @@
             </w:pPr>
             <w:r>
               <w:rPr>
-                <w:rFonts w:ascii="Markazi Text" w:cs="Markazi Text" w:eastAsia="Markazi Text" w:hAnsi="Markazi Text"/>
+                <w:rFonts w:ascii="Arakom" w:cs="Arakom" w:eastAsia="Arakom" w:hAnsi="Arakom"/>
                 <w:b w:val="false"/>
                 <w:bCs w:val="false"/>
                 <w:color w:val="111111"/>
@@ -3160,7 +3160,7 @@
             </w:pPr>
             <w:r>
               <w:rPr>
-                <w:rFonts w:ascii="Markazi Text" w:cs="Markazi Text" w:eastAsia="Markazi Text" w:hAnsi="Markazi Text"/>
+                <w:rFonts w:ascii="Arakom" w:cs="Arakom" w:eastAsia="Arakom" w:hAnsi="Arakom"/>
                 <w:b w:val="false"/>
                 <w:bCs w:val="false"/>
                 <w:color w:val="111111"/>
@@ -3232,7 +3232,7 @@
             </w:pPr>
             <w:r>
               <w:rPr>
-                <w:rFonts w:ascii="Markazi Text" w:cs="Markazi Text" w:eastAsia="Markazi Text" w:hAnsi="Markazi Text"/>
+                <w:rFonts w:ascii="Arakom" w:cs="Arakom" w:eastAsia="Arakom" w:hAnsi="Arakom"/>
                 <w:b w:val="false"/>
                 <w:bCs w:val="false"/>
                 <w:color w:val="111111"/>
@@ -3304,7 +3304,7 @@
             </w:pPr>
             <w:r>
               <w:rPr>
-                <w:rFonts w:ascii="Markazi Text" w:cs="Markazi Text" w:eastAsia="Markazi Text" w:hAnsi="Markazi Text"/>
+                <w:rFonts w:ascii="Arakom" w:cs="Arakom" w:eastAsia="Arakom" w:hAnsi="Arakom"/>
                 <w:b w:val="false"/>
                 <w:bCs w:val="false"/>
                 <w:color w:val="111111"/>
@@ -3584,7 +3584,7 @@
             </w:pPr>
             <w:r>
               <w:rPr>
-                <w:rFonts w:ascii="Markazi Text" w:cs="Markazi Text" w:eastAsia="Markazi Text" w:hAnsi="Markazi Text"/>
+                <w:rFonts w:ascii="Arakom" w:cs="Arakom" w:eastAsia="Arakom" w:hAnsi="Arakom"/>
                 <w:b w:val="false"/>
                 <w:bCs w:val="false"/>
                 <w:color w:val="111111"/>
@@ -3680,7 +3680,7 @@
             </w:pPr>
             <w:r>
               <w:rPr>
-                <w:rFonts w:ascii="Markazi Text" w:cs="Markazi Text" w:eastAsia="Markazi Text" w:hAnsi="Markazi Text"/>
+                <w:rFonts w:ascii="Arakom" w:cs="Arakom" w:eastAsia="Arakom" w:hAnsi="Arakom"/>
                 <w:b w:val="false"/>
                 <w:bCs w:val="false"/>
                 <w:color w:val="111111"/>
@@ -3776,7 +3776,7 @@
             </w:pPr>
             <w:r>
               <w:rPr>
-                <w:rFonts w:ascii="Markazi Text" w:cs="Markazi Text" w:eastAsia="Markazi Text" w:hAnsi="Markazi Text"/>
+                <w:rFonts w:ascii="Arakom" w:cs="Arakom" w:eastAsia="Arakom" w:hAnsi="Arakom"/>
                 <w:b w:val="false"/>
                 <w:bCs w:val="false"/>
                 <w:color w:val="111111"/>
@@ -3872,7 +3872,7 @@
             </w:pPr>
             <w:r>
               <w:rPr>
-                <w:rFonts w:ascii="Markazi Text" w:cs="Markazi Text" w:eastAsia="Markazi Text" w:hAnsi="Markazi Text"/>
+                <w:rFonts w:ascii="Arakom" w:cs="Arakom" w:eastAsia="Arakom" w:hAnsi="Arakom"/>
                 <w:b w:val="false"/>
                 <w:bCs w:val="false"/>
                 <w:color w:val="111111"/>
@@ -3968,7 +3968,7 @@
             </w:pPr>
             <w:r>
               <w:rPr>
-                <w:rFonts w:ascii="Markazi Text" w:cs="Markazi Text" w:eastAsia="Markazi Text" w:hAnsi="Markazi Text"/>
+                <w:rFonts w:ascii="Arakom" w:cs="Arakom" w:eastAsia="Arakom" w:hAnsi="Arakom"/>
                 <w:b w:val="false"/>
                 <w:bCs w:val="false"/>
                 <w:color w:val="111111"/>
@@ -4121,7 +4121,7 @@
             </w:pPr>
             <w:r>
               <w:rPr>
-                <w:rFonts w:ascii="Markazi Text" w:cs="Markazi Text" w:eastAsia="Markazi Text" w:hAnsi="Markazi Text"/>
+                <w:rFonts w:ascii="Arakom" w:cs="Arakom" w:eastAsia="Arakom" w:hAnsi="Arakom"/>
                 <w:b w:val="false"/>
                 <w:bCs w:val="false"/>
                 <w:color w:val="111111"/>
@@ -4629,7 +4629,7 @@
             </w:pPr>
             <w:r>
               <w:rPr>
-                <w:rFonts w:ascii="Markazi Text" w:cs="Markazi Text" w:eastAsia="Markazi Text" w:hAnsi="Markazi Text"/>
+                <w:rFonts w:ascii="Arakom" w:cs="Arakom" w:eastAsia="Arakom" w:hAnsi="Arakom"/>
                 <w:b w:val="false"/>
                 <w:bCs w:val="false"/>
                 <w:color w:val="111111"/>
@@ -4647,7 +4647,7 @@
             </w:pPr>
             <w:r>
               <w:rPr>
-                <w:rFonts w:ascii="Markazi Text" w:cs="Markazi Text" w:eastAsia="Markazi Text" w:hAnsi="Markazi Text"/>
+                <w:rFonts w:ascii="Arakom" w:cs="Arakom" w:eastAsia="Arakom" w:hAnsi="Arakom"/>
                 <w:b w:val="false"/>
                 <w:bCs w:val="false"/>
                 <w:color w:val="111111"/>
@@ -4665,7 +4665,7 @@
             </w:pPr>
             <w:r>
               <w:rPr>
-                <w:rFonts w:ascii="Markazi Text" w:cs="Markazi Text" w:eastAsia="Markazi Text" w:hAnsi="Markazi Text"/>
+                <w:rFonts w:ascii="Arakom" w:cs="Arakom" w:eastAsia="Arakom" w:hAnsi="Arakom"/>
                 <w:b w:val="false"/>
                 <w:bCs w:val="false"/>
                 <w:color w:val="111111"/>
@@ -4683,7 +4683,7 @@
             </w:pPr>
             <w:r>
               <w:rPr>
-                <w:rFonts w:ascii="Markazi Text" w:cs="Markazi Text" w:eastAsia="Markazi Text" w:hAnsi="Markazi Text"/>
+                <w:rFonts w:ascii="Arakom" w:cs="Arakom" w:eastAsia="Arakom" w:hAnsi="Arakom"/>
                 <w:b w:val="false"/>
                 <w:bCs w:val="false"/>
                 <w:color w:val="111111"/>
@@ -4701,7 +4701,7 @@
             </w:pPr>
             <w:r>
               <w:rPr>
-                <w:rFonts w:ascii="Markazi Text" w:cs="Markazi Text" w:eastAsia="Markazi Text" w:hAnsi="Markazi Text"/>
+                <w:rFonts w:ascii="Arakom" w:cs="Arakom" w:eastAsia="Arakom" w:hAnsi="Arakom"/>
                 <w:b w:val="false"/>
                 <w:bCs w:val="false"/>
                 <w:color w:val="111111"/>
@@ -4764,7 +4764,7 @@
             </w:pPr>
             <w:r>
               <w:rPr>
-                <w:rFonts w:ascii="Markazi Text" w:cs="Markazi Text" w:eastAsia="Markazi Text" w:hAnsi="Markazi Text"/>
+                <w:rFonts w:ascii="Arakom" w:cs="Arakom" w:eastAsia="Arakom" w:hAnsi="Arakom"/>
                 <w:b w:val="false"/>
                 <w:bCs w:val="false"/>
                 <w:color w:val="111111"/>
@@ -4782,7 +4782,7 @@
             </w:pPr>
             <w:r>
               <w:rPr>
-                <w:rFonts w:ascii="Markazi Text" w:cs="Markazi Text" w:eastAsia="Markazi Text" w:hAnsi="Markazi Text"/>
+                <w:rFonts w:ascii="Arakom" w:cs="Arakom" w:eastAsia="Arakom" w:hAnsi="Arakom"/>
                 <w:b w:val="false"/>
                 <w:bCs w:val="false"/>
                 <w:color w:val="111111"/>
@@ -4800,7 +4800,7 @@
             </w:pPr>
             <w:r>
               <w:rPr>
-                <w:rFonts w:ascii="Markazi Text" w:cs="Markazi Text" w:eastAsia="Markazi Text" w:hAnsi="Markazi Text"/>
+                <w:rFonts w:ascii="Arakom" w:cs="Arakom" w:eastAsia="Arakom" w:hAnsi="Arakom"/>
                 <w:b w:val="false"/>
                 <w:bCs w:val="false"/>
                 <w:color w:val="111111"/>
@@ -4818,7 +4818,7 @@
             </w:pPr>
             <w:r>
               <w:rPr>
-                <w:rFonts w:ascii="Markazi Text" w:cs="Markazi Text" w:eastAsia="Markazi Text" w:hAnsi="Markazi Text"/>
+                <w:rFonts w:ascii="Arakom" w:cs="Arakom" w:eastAsia="Arakom" w:hAnsi="Arakom"/>
                 <w:b w:val="false"/>
                 <w:bCs w:val="false"/>
                 <w:color w:val="111111"/>
@@ -4881,7 +4881,7 @@
             </w:pPr>
             <w:r>
               <w:rPr>
-                <w:rFonts w:ascii="Markazi Text" w:cs="Markazi Text" w:eastAsia="Markazi Text" w:hAnsi="Markazi Text"/>
+                <w:rFonts w:ascii="Arakom" w:cs="Arakom" w:eastAsia="Arakom" w:hAnsi="Arakom"/>
                 <w:b w:val="false"/>
                 <w:bCs w:val="false"/>
                 <w:color w:val="111111"/>
@@ -4899,7 +4899,7 @@
             </w:pPr>
             <w:r>
               <w:rPr>
-                <w:rFonts w:ascii="Markazi Text" w:cs="Markazi Text" w:eastAsia="Markazi Text" w:hAnsi="Markazi Text"/>
+                <w:rFonts w:ascii="Arakom" w:cs="Arakom" w:eastAsia="Arakom" w:hAnsi="Arakom"/>
                 <w:b w:val="false"/>
                 <w:bCs w:val="false"/>
                 <w:color w:val="111111"/>
@@ -4917,7 +4917,7 @@
             </w:pPr>
             <w:r>
               <w:rPr>
-                <w:rFonts w:ascii="Markazi Text" w:cs="Markazi Text" w:eastAsia="Markazi Text" w:hAnsi="Markazi Text"/>
+                <w:rFonts w:ascii="Arakom" w:cs="Arakom" w:eastAsia="Arakom" w:hAnsi="Arakom"/>
                 <w:b w:val="false"/>
                 <w:bCs w:val="false"/>
                 <w:color w:val="111111"/>
@@ -4935,7 +4935,7 @@
             </w:pPr>
             <w:r>
               <w:rPr>
-                <w:rFonts w:ascii="Markazi Text" w:cs="Markazi Text" w:eastAsia="Markazi Text" w:hAnsi="Markazi Text"/>
+                <w:rFonts w:ascii="Arakom" w:cs="Arakom" w:eastAsia="Arakom" w:hAnsi="Arakom"/>
                 <w:b w:val="false"/>
                 <w:bCs w:val="false"/>
                 <w:color w:val="111111"/>
@@ -4953,7 +4953,7 @@
             </w:pPr>
             <w:r>
               <w:rPr>
-                <w:rFonts w:ascii="Markazi Text" w:cs="Markazi Text" w:eastAsia="Markazi Text" w:hAnsi="Markazi Text"/>
+                <w:rFonts w:ascii="Arakom" w:cs="Arakom" w:eastAsia="Arakom" w:hAnsi="Arakom"/>
                 <w:b w:val="false"/>
                 <w:bCs w:val="false"/>
                 <w:color w:val="111111"/>
@@ -6890,7 +6890,7 @@
             </w:pPr>
             <w:r>
               <w:rPr>
-                <w:rFonts w:ascii="Markazi Text" w:cs="Markazi Text" w:eastAsia="Markazi Text" w:hAnsi="Markazi Text"/>
+                <w:rFonts w:ascii="Arakom" w:cs="Arakom" w:eastAsia="Arakom" w:hAnsi="Arakom"/>
                 <w:b w:val="false"/>
                 <w:bCs w:val="false"/>
                 <w:color w:val="111111"/>
@@ -7060,7 +7060,7 @@
             </w:pPr>
             <w:r>
               <w:rPr>
-                <w:rFonts w:ascii="Markazi Text" w:cs="Markazi Text" w:eastAsia="Markazi Text" w:hAnsi="Markazi Text"/>
+                <w:rFonts w:ascii="Arakom" w:cs="Arakom" w:eastAsia="Arakom" w:hAnsi="Arakom"/>
                 <w:b w:val="false"/>
                 <w:bCs w:val="false"/>
                 <w:color w:val="111111"/>
@@ -7230,7 +7230,7 @@
             </w:pPr>
             <w:r>
               <w:rPr>
-                <w:rFonts w:ascii="Markazi Text" w:cs="Markazi Text" w:eastAsia="Markazi Text" w:hAnsi="Markazi Text"/>
+                <w:rFonts w:ascii="Arakom" w:cs="Arakom" w:eastAsia="Arakom" w:hAnsi="Arakom"/>
                 <w:b w:val="false"/>
                 <w:bCs w:val="false"/>
                 <w:color w:val="111111"/>
@@ -7400,7 +7400,7 @@
             </w:pPr>
             <w:r>
               <w:rPr>
-                <w:rFonts w:ascii="Markazi Text" w:cs="Markazi Text" w:eastAsia="Markazi Text" w:hAnsi="Markazi Text"/>
+                <w:rFonts w:ascii="Arakom" w:cs="Arakom" w:eastAsia="Arakom" w:hAnsi="Arakom"/>
                 <w:b w:val="false"/>
                 <w:bCs w:val="false"/>
                 <w:color w:val="111111"/>
@@ -7570,7 +7570,7 @@
             </w:pPr>
             <w:r>
               <w:rPr>
-                <w:rFonts w:ascii="Markazi Text" w:cs="Markazi Text" w:eastAsia="Markazi Text" w:hAnsi="Markazi Text"/>
+                <w:rFonts w:ascii="Arakom" w:cs="Arakom" w:eastAsia="Arakom" w:hAnsi="Arakom"/>
                 <w:b w:val="false"/>
                 <w:bCs w:val="false"/>
                 <w:color w:val="111111"/>
@@ -7740,7 +7740,7 @@
             </w:pPr>
             <w:r>
               <w:rPr>
-                <w:rFonts w:ascii="Markazi Text" w:cs="Markazi Text" w:eastAsia="Markazi Text" w:hAnsi="Markazi Text"/>
+                <w:rFonts w:ascii="Arakom" w:cs="Arakom" w:eastAsia="Arakom" w:hAnsi="Arakom"/>
                 <w:b w:val="false"/>
                 <w:bCs w:val="false"/>
                 <w:color w:val="111111"/>
@@ -8088,7 +8088,7 @@
             </w:pPr>
             <w:r>
               <w:rPr>
-                <w:rFonts w:ascii="Markazi Text" w:cs="Markazi Text" w:eastAsia="Markazi Text" w:hAnsi="Markazi Text"/>
+                <w:rFonts w:ascii="Arakom" w:cs="Arakom" w:eastAsia="Arakom" w:hAnsi="Arakom"/>
                 <w:b w:val="false"/>
                 <w:bCs w:val="false"/>
                 <w:color w:val="111111"/>
@@ -8184,7 +8184,7 @@
             </w:pPr>
             <w:r>
               <w:rPr>
-                <w:rFonts w:ascii="Markazi Text" w:cs="Markazi Text" w:eastAsia="Markazi Text" w:hAnsi="Markazi Text"/>
+                <w:rFonts w:ascii="Arakom" w:cs="Arakom" w:eastAsia="Arakom" w:hAnsi="Arakom"/>
                 <w:b w:val="false"/>
                 <w:bCs w:val="false"/>
                 <w:color w:val="111111"/>
@@ -8280,7 +8280,7 @@
             </w:pPr>
             <w:r>
               <w:rPr>
-                <w:rFonts w:ascii="Markazi Text" w:cs="Markazi Text" w:eastAsia="Markazi Text" w:hAnsi="Markazi Text"/>
+                <w:rFonts w:ascii="Arakom" w:cs="Arakom" w:eastAsia="Arakom" w:hAnsi="Arakom"/>
                 <w:b w:val="false"/>
                 <w:bCs w:val="false"/>
                 <w:color w:val="111111"/>
@@ -8376,7 +8376,7 @@
             </w:pPr>
             <w:r>
               <w:rPr>
-                <w:rFonts w:ascii="Markazi Text" w:cs="Markazi Text" w:eastAsia="Markazi Text" w:hAnsi="Markazi Text"/>
+                <w:rFonts w:ascii="Arakom" w:cs="Arakom" w:eastAsia="Arakom" w:hAnsi="Arakom"/>
                 <w:b w:val="false"/>
                 <w:bCs w:val="false"/>
                 <w:color w:val="111111"/>
@@ -8472,7 +8472,7 @@
             </w:pPr>
             <w:r>
               <w:rPr>
-                <w:rFonts w:ascii="Markazi Text" w:cs="Markazi Text" w:eastAsia="Markazi Text" w:hAnsi="Markazi Text"/>
+                <w:rFonts w:ascii="Arakom" w:cs="Arakom" w:eastAsia="Arakom" w:hAnsi="Arakom"/>
                 <w:b w:val="false"/>
                 <w:bCs w:val="false"/>
                 <w:color w:val="111111"/>
@@ -8568,7 +8568,7 @@
             </w:pPr>
             <w:r>
               <w:rPr>
-                <w:rFonts w:ascii="Markazi Text" w:cs="Markazi Text" w:eastAsia="Markazi Text" w:hAnsi="Markazi Text"/>
+                <w:rFonts w:ascii="Arakom" w:cs="Arakom" w:eastAsia="Arakom" w:hAnsi="Arakom"/>
                 <w:b w:val="false"/>
                 <w:bCs w:val="false"/>
                 <w:color w:val="111111"/>
@@ -8664,7 +8664,7 @@
             </w:pPr>
             <w:r>
               <w:rPr>
-                <w:rFonts w:ascii="Markazi Text" w:cs="Markazi Text" w:eastAsia="Markazi Text" w:hAnsi="Markazi Text"/>
+                <w:rFonts w:ascii="Arakom" w:cs="Arakom" w:eastAsia="Arakom" w:hAnsi="Arakom"/>
                 <w:b w:val="false"/>
                 <w:bCs w:val="false"/>
                 <w:color w:val="111111"/>
@@ -8760,7 +8760,7 @@
             </w:pPr>
             <w:r>
               <w:rPr>
-                <w:rFonts w:ascii="Markazi Text" w:cs="Markazi Text" w:eastAsia="Markazi Text" w:hAnsi="Markazi Text"/>
+                <w:rFonts w:ascii="Arakom" w:cs="Arakom" w:eastAsia="Arakom" w:hAnsi="Arakom"/>
                 <w:b w:val="false"/>
                 <w:bCs w:val="false"/>
                 <w:color w:val="111111"/>
@@ -8905,7 +8905,7 @@
             </w:pPr>
             <w:r>
               <w:rPr>
-                <w:rFonts w:ascii="Markazi Text" w:cs="Markazi Text" w:eastAsia="Markazi Text" w:hAnsi="Markazi Text"/>
+                <w:rFonts w:ascii="Arakom" w:cs="Arakom" w:eastAsia="Arakom" w:hAnsi="Arakom"/>
                 <w:b/>
                 <w:bCs/>
                 <w:color w:val="111111"/>
@@ -8923,7 +8923,7 @@
             </w:pPr>
             <w:r>
               <w:rPr>
-                <w:rFonts w:ascii="Markazi Text" w:cs="Markazi Text" w:eastAsia="Markazi Text" w:hAnsi="Markazi Text"/>
+                <w:rFonts w:ascii="Arakom" w:cs="Arakom" w:eastAsia="Arakom" w:hAnsi="Arakom"/>
                 <w:b w:val="false"/>
                 <w:bCs w:val="false"/>
                 <w:color w:val="111111"/>
@@ -8941,7 +8941,7 @@
             </w:pPr>
             <w:r>
               <w:rPr>
-                <w:rFonts w:ascii="Markazi Text" w:cs="Markazi Text" w:eastAsia="Markazi Text" w:hAnsi="Markazi Text"/>
+                <w:rFonts w:ascii="Arakom" w:cs="Arakom" w:eastAsia="Arakom" w:hAnsi="Arakom"/>
                 <w:b w:val="false"/>
                 <w:bCs w:val="false"/>
                 <w:color w:val="111111"/>
@@ -8959,7 +8959,7 @@
             </w:pPr>
             <w:r>
               <w:rPr>
-                <w:rFonts w:ascii="Markazi Text" w:cs="Markazi Text" w:eastAsia="Markazi Text" w:hAnsi="Markazi Text"/>
+                <w:rFonts w:ascii="Arakom" w:cs="Arakom" w:eastAsia="Arakom" w:hAnsi="Arakom"/>
                 <w:b w:val="false"/>
                 <w:bCs w:val="false"/>
                 <w:color w:val="111111"/>
@@ -8977,7 +8977,7 @@
             </w:pPr>
             <w:r>
               <w:rPr>
-                <w:rFonts w:ascii="Markazi Text" w:cs="Markazi Text" w:eastAsia="Markazi Text" w:hAnsi="Markazi Text"/>
+                <w:rFonts w:ascii="Arakom" w:cs="Arakom" w:eastAsia="Arakom" w:hAnsi="Arakom"/>
                 <w:b w:val="false"/>
                 <w:bCs w:val="false"/>
                 <w:color w:val="111111"/>
@@ -9031,7 +9031,7 @@
       </w:r>
       <w:r>
         <w:rPr>
-          <w:rFonts w:ascii="Markazi Text" w:cs="Markazi Text" w:eastAsia="Markazi Text" w:hAnsi="Markazi Text"/>
+          <w:rFonts w:ascii="Arakom" w:cs="Arakom" w:eastAsia="Arakom" w:hAnsi="Arakom"/>
           <w:b w:val="false"/>
           <w:bCs w:val="false"/>
           <w:color w:val="111111"/>
@@ -9087,7 +9087,7 @@
       </w:r>
       <w:r>
         <w:rPr>
-          <w:rFonts w:ascii="Markazi Text" w:cs="Markazi Text" w:eastAsia="Markazi Text" w:hAnsi="Markazi Text"/>
+          <w:rFonts w:ascii="Arakom" w:cs="Arakom" w:eastAsia="Arakom" w:hAnsi="Arakom"/>
           <w:b w:val="false"/>
           <w:bCs w:val="false"/>
           <w:color w:val="111111"/>
@@ -9143,7 +9143,7 @@
       </w:r>
       <w:r>
         <w:rPr>
-          <w:rFonts w:ascii="Markazi Text" w:cs="Markazi Text" w:eastAsia="Markazi Text" w:hAnsi="Markazi Text"/>
+          <w:rFonts w:ascii="Arakom" w:cs="Arakom" w:eastAsia="Arakom" w:hAnsi="Arakom"/>
           <w:b w:val="false"/>
           <w:bCs w:val="false"/>
           <w:color w:val="111111"/>
@@ -9199,7 +9199,7 @@
       </w:r>
       <w:r>
         <w:rPr>
-          <w:rFonts w:ascii="Markazi Text" w:cs="Markazi Text" w:eastAsia="Markazi Text" w:hAnsi="Markazi Text"/>
+          <w:rFonts w:ascii="Arakom" w:cs="Arakom" w:eastAsia="Arakom" w:hAnsi="Arakom"/>
           <w:b w:val="false"/>
           <w:bCs w:val="false"/>
           <w:color w:val="111111"/>
@@ -9352,7 +9352,7 @@
             </w:pPr>
             <w:r>
               <w:rPr>
-                <w:rFonts w:ascii="Markazi Text" w:cs="Markazi Text" w:eastAsia="Markazi Text" w:hAnsi="Markazi Text"/>
+                <w:rFonts w:ascii="Arakom" w:cs="Arakom" w:eastAsia="Arakom" w:hAnsi="Arakom"/>
                 <w:b w:val="false"/>
                 <w:bCs w:val="false"/>
                 <w:color w:val="111111"/>
@@ -9459,7 +9459,7 @@
             </w:pPr>
             <w:r>
               <w:rPr>
-                <w:rFonts w:ascii="Markazi Text" w:cs="Markazi Text" w:eastAsia="Markazi Text" w:hAnsi="Markazi Text"/>
+                <w:rFonts w:ascii="Arakom" w:cs="Arakom" w:eastAsia="Arakom" w:hAnsi="Arakom"/>
                 <w:b w:val="false"/>
                 <w:bCs w:val="false"/>
                 <w:color w:val="111111"/>
@@ -9531,7 +9531,7 @@
             </w:pPr>
             <w:r>
               <w:rPr>
-                <w:rFonts w:ascii="Markazi Text" w:cs="Markazi Text" w:eastAsia="Markazi Text" w:hAnsi="Markazi Text"/>
+                <w:rFonts w:ascii="Arakom" w:cs="Arakom" w:eastAsia="Arakom" w:hAnsi="Arakom"/>
                 <w:b w:val="false"/>
                 <w:bCs w:val="false"/>
                 <w:color w:val="111111"/>
@@ -9603,7 +9603,7 @@
             </w:pPr>
             <w:r>
               <w:rPr>
-                <w:rFonts w:ascii="Markazi Text" w:cs="Markazi Text" w:eastAsia="Markazi Text" w:hAnsi="Markazi Text"/>
+                <w:rFonts w:ascii="Arakom" w:cs="Arakom" w:eastAsia="Arakom" w:hAnsi="Arakom"/>
                 <w:b w:val="false"/>
                 <w:bCs w:val="false"/>
                 <w:color w:val="111111"/>
@@ -9675,7 +9675,7 @@
             </w:pPr>
             <w:r>
               <w:rPr>
-                <w:rFonts w:ascii="Markazi Text" w:cs="Markazi Text" w:eastAsia="Markazi Text" w:hAnsi="Markazi Text"/>
+                <w:rFonts w:ascii="Arakom" w:cs="Arakom" w:eastAsia="Arakom" w:hAnsi="Arakom"/>
                 <w:b w:val="false"/>
                 <w:bCs w:val="false"/>
                 <w:color w:val="111111"/>
@@ -9747,7 +9747,7 @@
             </w:pPr>
             <w:r>
               <w:rPr>
-                <w:rFonts w:ascii="Markazi Text" w:cs="Markazi Text" w:eastAsia="Markazi Text" w:hAnsi="Markazi Text"/>
+                <w:rFonts w:ascii="Arakom" w:cs="Arakom" w:eastAsia="Arakom" w:hAnsi="Arakom"/>
                 <w:b w:val="false"/>
                 <w:bCs w:val="false"/>
                 <w:color w:val="111111"/>
@@ -10027,7 +10027,7 @@
             </w:pPr>
             <w:r>
               <w:rPr>
-                <w:rFonts w:ascii="Markazi Text" w:cs="Markazi Text" w:eastAsia="Markazi Text" w:hAnsi="Markazi Text"/>
+                <w:rFonts w:ascii="Arakom" w:cs="Arakom" w:eastAsia="Arakom" w:hAnsi="Arakom"/>
                 <w:b w:val="false"/>
                 <w:bCs w:val="false"/>
                 <w:color w:val="111111"/>
@@ -10123,7 +10123,7 @@
             </w:pPr>
             <w:r>
               <w:rPr>
-                <w:rFonts w:ascii="Markazi Text" w:cs="Markazi Text" w:eastAsia="Markazi Text" w:hAnsi="Markazi Text"/>
+                <w:rFonts w:ascii="Arakom" w:cs="Arakom" w:eastAsia="Arakom" w:hAnsi="Arakom"/>
                 <w:b w:val="false"/>
                 <w:bCs w:val="false"/>
                 <w:color w:val="111111"/>
@@ -10219,7 +10219,7 @@
             </w:pPr>
             <w:r>
               <w:rPr>
-                <w:rFonts w:ascii="Markazi Text" w:cs="Markazi Text" w:eastAsia="Markazi Text" w:hAnsi="Markazi Text"/>
+                <w:rFonts w:ascii="Arakom" w:cs="Arakom" w:eastAsia="Arakom" w:hAnsi="Arakom"/>
                 <w:b w:val="false"/>
                 <w:bCs w:val="false"/>
                 <w:color w:val="111111"/>
@@ -10315,7 +10315,7 @@
             </w:pPr>
             <w:r>
               <w:rPr>
-                <w:rFonts w:ascii="Markazi Text" w:cs="Markazi Text" w:eastAsia="Markazi Text" w:hAnsi="Markazi Text"/>
+                <w:rFonts w:ascii="Arakom" w:cs="Arakom" w:eastAsia="Arakom" w:hAnsi="Arakom"/>
                 <w:b w:val="false"/>
                 <w:bCs w:val="false"/>
                 <w:color w:val="111111"/>
@@ -10411,7 +10411,7 @@
             </w:pPr>
             <w:r>
               <w:rPr>
-                <w:rFonts w:ascii="Markazi Text" w:cs="Markazi Text" w:eastAsia="Markazi Text" w:hAnsi="Markazi Text"/>
+                <w:rFonts w:ascii="Arakom" w:cs="Arakom" w:eastAsia="Arakom" w:hAnsi="Arakom"/>
                 <w:b w:val="false"/>
                 <w:bCs w:val="false"/>
                 <w:color w:val="111111"/>
@@ -10564,7 +10564,7 @@
             </w:pPr>
             <w:r>
               <w:rPr>
-                <w:rFonts w:ascii="Markazi Text" w:cs="Markazi Text" w:eastAsia="Markazi Text" w:hAnsi="Markazi Text"/>
+                <w:rFonts w:ascii="Arakom" w:cs="Arakom" w:eastAsia="Arakom" w:hAnsi="Arakom"/>
                 <w:b w:val="false"/>
                 <w:bCs w:val="false"/>
                 <w:color w:val="111111"/>
@@ -11072,7 +11072,7 @@
             </w:pPr>
             <w:r>
               <w:rPr>
-                <w:rFonts w:ascii="Markazi Text" w:cs="Markazi Text" w:eastAsia="Markazi Text" w:hAnsi="Markazi Text"/>
+                <w:rFonts w:ascii="Arakom" w:cs="Arakom" w:eastAsia="Arakom" w:hAnsi="Arakom"/>
                 <w:b w:val="false"/>
                 <w:bCs w:val="false"/>
                 <w:color w:val="111111"/>
@@ -11090,7 +11090,7 @@
             </w:pPr>
             <w:r>
               <w:rPr>
-                <w:rFonts w:ascii="Markazi Text" w:cs="Markazi Text" w:eastAsia="Markazi Text" w:hAnsi="Markazi Text"/>
+                <w:rFonts w:ascii="Arakom" w:cs="Arakom" w:eastAsia="Arakom" w:hAnsi="Arakom"/>
                 <w:b w:val="false"/>
                 <w:bCs w:val="false"/>
                 <w:color w:val="111111"/>
@@ -11108,7 +11108,7 @@
             </w:pPr>
             <w:r>
               <w:rPr>
-                <w:rFonts w:ascii="Markazi Text" w:cs="Markazi Text" w:eastAsia="Markazi Text" w:hAnsi="Markazi Text"/>
+                <w:rFonts w:ascii="Arakom" w:cs="Arakom" w:eastAsia="Arakom" w:hAnsi="Arakom"/>
                 <w:b w:val="false"/>
                 <w:bCs w:val="false"/>
                 <w:color w:val="111111"/>
@@ -11126,7 +11126,7 @@
             </w:pPr>
             <w:r>
               <w:rPr>
-                <w:rFonts w:ascii="Markazi Text" w:cs="Markazi Text" w:eastAsia="Markazi Text" w:hAnsi="Markazi Text"/>
+                <w:rFonts w:ascii="Arakom" w:cs="Arakom" w:eastAsia="Arakom" w:hAnsi="Arakom"/>
                 <w:b w:val="false"/>
                 <w:bCs w:val="false"/>
                 <w:color w:val="111111"/>
@@ -11189,7 +11189,7 @@
             </w:pPr>
             <w:r>
               <w:rPr>
-                <w:rFonts w:ascii="Markazi Text" w:cs="Markazi Text" w:eastAsia="Markazi Text" w:hAnsi="Markazi Text"/>
+                <w:rFonts w:ascii="Arakom" w:cs="Arakom" w:eastAsia="Arakom" w:hAnsi="Arakom"/>
                 <w:b w:val="false"/>
                 <w:bCs w:val="false"/>
                 <w:color w:val="111111"/>
@@ -11207,7 +11207,7 @@
             </w:pPr>
             <w:r>
               <w:rPr>
-                <w:rFonts w:ascii="Markazi Text" w:cs="Markazi Text" w:eastAsia="Markazi Text" w:hAnsi="Markazi Text"/>
+                <w:rFonts w:ascii="Arakom" w:cs="Arakom" w:eastAsia="Arakom" w:hAnsi="Arakom"/>
                 <w:b w:val="false"/>
                 <w:bCs w:val="false"/>
                 <w:color w:val="111111"/>
@@ -11225,7 +11225,7 @@
             </w:pPr>
             <w:r>
               <w:rPr>
-                <w:rFonts w:ascii="Markazi Text" w:cs="Markazi Text" w:eastAsia="Markazi Text" w:hAnsi="Markazi Text"/>
+                <w:rFonts w:ascii="Arakom" w:cs="Arakom" w:eastAsia="Arakom" w:hAnsi="Arakom"/>
                 <w:b w:val="false"/>
                 <w:bCs w:val="false"/>
                 <w:color w:val="111111"/>
@@ -11243,7 +11243,7 @@
             </w:pPr>
             <w:r>
               <w:rPr>
-                <w:rFonts w:ascii="Markazi Text" w:cs="Markazi Text" w:eastAsia="Markazi Text" w:hAnsi="Markazi Text"/>
+                <w:rFonts w:ascii="Arakom" w:cs="Arakom" w:eastAsia="Arakom" w:hAnsi="Arakom"/>
                 <w:b w:val="false"/>
                 <w:bCs w:val="false"/>
                 <w:color w:val="111111"/>
@@ -11261,7 +11261,7 @@
             </w:pPr>
             <w:r>
               <w:rPr>
-                <w:rFonts w:ascii="Markazi Text" w:cs="Markazi Text" w:eastAsia="Markazi Text" w:hAnsi="Markazi Text"/>
+                <w:rFonts w:ascii="Arakom" w:cs="Arakom" w:eastAsia="Arakom" w:hAnsi="Arakom"/>
                 <w:b w:val="false"/>
                 <w:bCs w:val="false"/>
                 <w:color w:val="111111"/>
@@ -11324,7 +11324,7 @@
             </w:pPr>
             <w:r>
               <w:rPr>
-                <w:rFonts w:ascii="Markazi Text" w:cs="Markazi Text" w:eastAsia="Markazi Text" w:hAnsi="Markazi Text"/>
+                <w:rFonts w:ascii="Arakom" w:cs="Arakom" w:eastAsia="Arakom" w:hAnsi="Arakom"/>
                 <w:b w:val="false"/>
                 <w:bCs w:val="false"/>
                 <w:color w:val="111111"/>
@@ -11342,7 +11342,7 @@
             </w:pPr>
             <w:r>
               <w:rPr>
-                <w:rFonts w:ascii="Markazi Text" w:cs="Markazi Text" w:eastAsia="Markazi Text" w:hAnsi="Markazi Text"/>
+                <w:rFonts w:ascii="Arakom" w:cs="Arakom" w:eastAsia="Arakom" w:hAnsi="Arakom"/>
                 <w:b w:val="false"/>
                 <w:bCs w:val="false"/>
                 <w:color w:val="111111"/>
@@ -11360,7 +11360,7 @@
             </w:pPr>
             <w:r>
               <w:rPr>
-                <w:rFonts w:ascii="Markazi Text" w:cs="Markazi Text" w:eastAsia="Markazi Text" w:hAnsi="Markazi Text"/>
+                <w:rFonts w:ascii="Arakom" w:cs="Arakom" w:eastAsia="Arakom" w:hAnsi="Arakom"/>
                 <w:b w:val="false"/>
                 <w:bCs w:val="false"/>
                 <w:color w:val="111111"/>
@@ -11378,7 +11378,7 @@
             </w:pPr>
             <w:r>
               <w:rPr>
-                <w:rFonts w:ascii="Markazi Text" w:cs="Markazi Text" w:eastAsia="Markazi Text" w:hAnsi="Markazi Text"/>
+                <w:rFonts w:ascii="Arakom" w:cs="Arakom" w:eastAsia="Arakom" w:hAnsi="Arakom"/>
                 <w:b w:val="false"/>
                 <w:bCs w:val="false"/>
                 <w:color w:val="111111"/>
@@ -11396,7 +11396,7 @@
             </w:pPr>
             <w:r>
               <w:rPr>
-                <w:rFonts w:ascii="Markazi Text" w:cs="Markazi Text" w:eastAsia="Markazi Text" w:hAnsi="Markazi Text"/>
+                <w:rFonts w:ascii="Arakom" w:cs="Arakom" w:eastAsia="Arakom" w:hAnsi="Arakom"/>
                 <w:b w:val="false"/>
                 <w:bCs w:val="false"/>
                 <w:color w:val="111111"/>
